--- a/AirNote_03_产品边界文档_v0.3.docx
+++ b/AirNote_03_产品边界文档_v0.3.docx
@@ -4573,6 +4573,116 @@
         <w:t>新手引导不得请求摄像头；夜间模式不得改变内容颜色或导出结果；任何新增偏好不得包含视频、关键点、密钥或上传数据。</w:t>
       </w:r>
     </w:p>
+    <w:p>
+      <w:pPr>
+        <w:pStyle w:val="Heading1"/>
+      </w:pPr>
+      <w:r>
+        <w:t>12. 2026年7月28日批准范围补充</w:t>
+      </w:r>
+    </w:p>
+    <w:p>
+      <w:pPr/>
+      <w:r>
+        <w:t>产品负责人已确认以下单工作区画布和卡片交互修订。若与前文关于卡片标题区拖动、24px可见限制或画布边界的描述冲突，以本节为准。</w:t>
+      </w:r>
+    </w:p>
+    <w:p>
+      <w:pPr>
+        <w:pStyle w:val="Heading2"/>
+      </w:pPr>
+      <w:r>
+        <w:t>12.1 P0交互修订</w:t>
+      </w:r>
+    </w:p>
+    <w:p>
+      <w:pPr>
+        <w:pStyle w:val="ListBullet"/>
+      </w:pPr>
+      <w:r>
+        <w:t>VIEW-01（P0）：缩放继续固定为25%—300%；单工作区视口平移不设可见边界，Card、Stroke、Edge、选区和分组提示共享世界坐标。</w:t>
+      </w:r>
+    </w:p>
+    <w:p>
+      <w:pPr>
+        <w:pStyle w:val="ListBullet"/>
+      </w:pPr>
+      <w:r>
+        <w:t>CARD-02（P0）：卡片所有非交互区域均可用鼠标拖动；输入框、文本域、按钮、链接、可编辑内容、连接锚点和缩放柄保留自身行为。</w:t>
+      </w:r>
+    </w:p>
+    <w:p>
+      <w:pPr>
+        <w:pStyle w:val="ListBullet"/>
+      </w:pPr>
+      <w:r>
+        <w:t>CARD-02 / SELECT-01（P0）：单卡片和多选卡片位置不再受当前视口边界限制，可完全移出可见区域；非有限坐标必须拒绝。</w:t>
+      </w:r>
+    </w:p>
+    <w:p>
+      <w:pPr>
+        <w:pStyle w:val="ListBullet"/>
+      </w:pPr>
+      <w:r>
+        <w:t>UI-01 / UI-02（P0）：左侧工具图标保持居中；V/P/E/H/R/L/T单键入口和顶栏帮助入口属于鼠标工作区与新手引导的有限补充。</w:t>
+      </w:r>
+    </w:p>
+    <w:p>
+      <w:pPr>
+        <w:pStyle w:val="Heading2"/>
+      </w:pPr>
+      <w:r>
+        <w:t>12.2 “无边界”的产品边界</w:t>
+      </w:r>
+    </w:p>
+    <w:p>
+      <w:pPr>
+        <w:pStyle w:val="ListBullet"/>
+      </w:pPr>
+      <w:r>
+        <w:t>无边界只表示单一workspace中的视口和对象位置不受可见窗口矩形钳制，不代表多画布、文件管理、Gallery、完整白板SDK、云端空间或无限创建工作区。</w:t>
+      </w:r>
+    </w:p>
+    <w:p>
+      <w:pPr>
+        <w:pStyle w:val="ListBullet"/>
+      </w:pPr>
+      <w:r>
+        <w:t>允许内容暂时位于当前视口之外；产品依靠平移和缩放重新浏览，不新增自动回收、自动排列、自动合并或AI整理。</w:t>
+      </w:r>
+    </w:p>
+    <w:p>
+      <w:pPr>
+        <w:pStyle w:val="ListBullet"/>
+      </w:pPr>
+      <w:r>
+        <w:t>平移、缩放、拖动和视觉网格不得改写Stroke.points，不改变schemaVersion=2、导入导出合同、历史命令和本地保存边界。</w:t>
+      </w:r>
+    </w:p>
+    <w:p>
+      <w:pPr>
+        <w:pStyle w:val="ListBullet"/>
+      </w:pPr>
+      <w:r>
+        <w:t>卡片拖动继续只使用鼠标/Pointer Events，不提升手势拖卡片这一P2方向；手势仍只负责已批准的绘制与暂停语义。</w:t>
+      </w:r>
+    </w:p>
+    <w:p>
+      <w:pPr>
+        <w:pStyle w:val="ListBullet"/>
+      </w:pPr>
+      <w:r>
+        <w:t>本次修订不新增账号、后端、云同步、多人协作、外部API、摄像头上传、密钥或任何持续费用。</w:t>
+      </w:r>
+    </w:p>
+    <w:p>
+      <w:pPr>
+        <w:pStyle w:val="ListBullet"/>
+      </w:pPr>
+      <w:r>
+        <w:t>单键快捷键在文字编辑、弹窗和校准期间必须停用，且不得覆盖Ctrl/Cmd/Alt组合键或降低按钮可访问性。</w:t>
+      </w:r>
+    </w:p>
     <w:sectPr>
       <w:headerReference w:type="default" r:id="rId9"/>
       <w:footerReference w:type="default" r:id="rId10"/>
